--- a/STARLAB_Unit_6/Teaching Guides/Week_33_Public_Presentation_Showcase_or_Final_Defense.docx
+++ b/STARLAB_Unit_6/Teaching Guides/Week_33_Public_Presentation_Showcase_or_Final_Defense.docx
@@ -53,7 +53,7 @@
     <w:p>
       <w:r>
         <w:rPr/>
-        <w:t>Week 33 is the formal presentation week. Depending on the school context, this may be an in-class final presentation, a public STARLAB showcase, a poster session, a district research night, a science fair-style judging event, or a mentor presentation day.</w:t>
+        <w:t>Week 33 is the required public presentation week. The setting may be a STARLAB showcase, university poster session, public science fair, district research night, superintendent or administrator presentation, community event, mentor panel, or public final defense with invited audience members beyond the class. A classroom-only presentation does not satisfy the course requirement.</w:t>
       </w:r>
     </w:p>
     <w:p>
@@ -343,7 +343,7 @@
     <w:p>
       <w:r>
         <w:rPr/>
-        <w:t>Final presentation or showcase participation</w:t>
+        <w:t>Required public presentation or showcase participation</w:t>
       </w:r>
     </w:p>
     <w:p>
@@ -378,7 +378,7 @@
     <w:p>
       <w:r>
         <w:rPr/>
-        <w:t>The public presentation should feel celebratory but still academically serious. Students should understand that professional communication is part of the research process.</w:t>
+        <w:t>The public presentation should feel celebratory but still academically serious. Teachers should document the public audience and use Unit 6 Appendix L for the final summative oral presentation score and Unit 6 Appendix M for showcase scoring evidence within the Oral Presentation category. Students should understand that professional communication is part of the research process.</w:t>
       </w:r>
     </w:p>
     <w:sectPr>

--- a/STARLAB_Unit_6/Teaching Guides/Week_33_Public_Presentation_Showcase_or_Final_Defense.docx
+++ b/STARLAB_Unit_6/Teaching Guides/Week_33_Public_Presentation_Showcase_or_Final_Defense.docx
@@ -118,6 +118,14 @@
           <w:b/>
         </w:rPr>
         <w:t>Teacher Materials</w:t>
+      </w:r>
+    </w:p>
+    <w:p>
+      <w:pPr>
+        <w:pStyle w:val="Heading1"/>
+      </w:pPr>
+      <w:r>
+        <w:t>Deck Use: No New Deck - required public presentation or showcase</w:t>
       </w:r>
     </w:p>
     <w:p>

--- a/STARLAB_Unit_6/Teaching Guides/Week_33_Public_Presentation_Showcase_or_Final_Defense.docx
+++ b/STARLAB_Unit_6/Teaching Guides/Week_33_Public_Presentation_Showcase_or_Final_Defense.docx
@@ -169,8 +169,7 @@
         <w:pStyle w:val="Heading1"/>
       </w:pPr>
       <w:r>
-        <w:rPr/>
-        <w:t>Appendix N: Teacher Event Facilitation Checklist</w:t>
+        <w:t>Optional / Teacher Reference - Appendix N: Teacher Event Facilitation Checklist</w:t>
       </w:r>
     </w:p>
     <w:p>
